--- a/vorlagen/abmahnung_verein.docx
+++ b/vorlagen/abmahnung_verein.docx
@@ -149,17 +149,6 @@
               <w:rPr>
                 <w:sz w:val="18"/>
               </w:rPr>
-              <w:t>{{ unterzeichner_name }}</w:t>
-            </w:r>
-          </w:p>
-          <w:p>
-            <w:pPr>
-              <w:spacing w:after="0"/>
-            </w:pPr>
-            <w:r>
-              <w:rPr>
-                <w:sz w:val="18"/>
-              </w:rPr>
               <w:t>{{ verein_name }}</w:t>
             </w:r>
           </w:p>
@@ -254,7 +243,7 @@
       </w:pPr>
       <w:r>
         <w:rPr>
-          <w:b w:val="0"/>
+          <w:b/>
           <w:i w:val="0"/>
         </w:rPr>
         <w:t>Daher mahnen wir Sie hiermit wegen {{ abmahn_grund }} ab.</w:t>
@@ -268,8 +257,25 @@
         <w:rPr>
           <w:b w:val="0"/>
           <w:i w:val="0"/>
+          <w:u w:val="none"/>
         </w:rPr>
-        <w:t>Wir geben Ihnen Gelegenheit, die nachfolgenden Beanstandungen bis zum {{ frist_datum }} vollständig zu beseitigen:</w:t>
+        <w:t xml:space="preserve">Wir geben Ihnen Gelegenheit, die nachfolgenden Beanstandungen </w:t>
+      </w:r>
+      <w:r>
+        <w:rPr>
+          <w:b w:val="0"/>
+          <w:i w:val="0"/>
+          <w:u w:val="single"/>
+        </w:rPr>
+        <w:t>bis zum {{ frist_datum }}</w:t>
+      </w:r>
+      <w:r>
+        <w:rPr>
+          <w:b w:val="0"/>
+          <w:i w:val="0"/>
+          <w:u w:val="none"/>
+        </w:rPr>
+        <w:t xml:space="preserve"> vollständig zu beseitigen:</w:t>
       </w:r>
     </w:p>
     <w:p>
@@ -347,18 +353,6 @@
           <w:b w:val="0"/>
           <w:i w:val="0"/>
         </w:rPr>
-        <w:t>Der beigefügte Mitteilungsbogen und die Fotos sind Bestandteil dieser Abmahnung.</w:t>
-      </w:r>
-    </w:p>
-    <w:p>
-      <w:pPr>
-        <w:spacing w:after="200" w:before="0"/>
-      </w:pPr>
-      <w:r>
-        <w:rPr>
-          <w:b w:val="0"/>
-          <w:i w:val="0"/>
-        </w:rPr>
         <w:t>Sollten die Mängel nach Ablauf der genannten Frist nicht vollständig beseitigt sein oder sich diese oder vergleichbare Mängel künftig erneut einstellen, werden wir die Angelegenheit dem Verpächter ({{ bv_name }}) zur Einleitung des Kündigungsverfahrens vorlegen.</w:t>
       </w:r>
     </w:p>
@@ -420,31 +414,6 @@
           <w:i w:val="0"/>
         </w:rPr>
         <w:t>{{ verein_name }}</w:t>
-      </w:r>
-    </w:p>
-    <w:p>
-      <w:pPr>
-        <w:spacing w:after="280" w:before="0"/>
-      </w:pPr>
-      <w:r>
-        <w:rPr>
-          <w:b w:val="0"/>
-          <w:i w:val="0"/>
-        </w:rPr>
-        <w:t>{{ unterzeichner_name }}, {{ unterzeichner_funktion }}</w:t>
-      </w:r>
-    </w:p>
-    <w:p>
-      <w:pPr>
-        <w:spacing w:after="120" w:before="0"/>
-      </w:pPr>
-      <w:r>
-        <w:rPr>
-          <w:b w:val="0"/>
-          <w:i w:val="0"/>
-          <w:sz w:val="18"/>
-        </w:rPr>
-        <w:t>Anlagen: Mitteilungsbogen zur Gartenbegehung, Fotodokumentation{% if lageplan %}, Lageplan{% endif %}</w:t>
       </w:r>
     </w:p>
     <w:sectPr>

--- a/vorlagen/abmahnung_verein.docx
+++ b/vorlagen/abmahnung_verein.docx
@@ -365,7 +365,7 @@
           <w:b w:val="0"/>
           <w:i w:val="0"/>
         </w:rPr>
-        <w:t>{% if ersatzvornahme %}</w:t>
+        <w:t>{%p if ersatzvornahme %}</w:t>
       </w:r>
     </w:p>
     <w:p>
@@ -389,7 +389,7 @@
           <w:b w:val="0"/>
           <w:i w:val="0"/>
         </w:rPr>
-        <w:t>{% endif %}</w:t>
+        <w:t>{%p endif %}</w:t>
       </w:r>
     </w:p>
     <w:p>
